--- a/main/长风镇边关--4.docx
+++ b/main/长风镇边关--4.docx
@@ -205,7 +205,27 @@
           <w:szCs w:val="21"/>
           <w:lang w:val="en-US" w:eastAsia="zh-CN" w:bidi="ar"/>
         </w:rPr>
-        <w:t>“苍鹰，猎隼一组至六组均已到位，各点位无异常，俄方边防站依旧静默，连部刚收到旅部通报，哈尔滨谈判第一轮结束了，俄方松口把库页岛南部的租借年限定了九十九年，军事基地的使用权也谈妥了。”王浩的声音压得极低，带着一丝难掩的激动，指尖在定位仪上快速敲击，“就是美日那边不消停，鄂霍次克海的军演规模扩大了，两艘宙斯盾驱逐舰开到了符拉迪沃斯托克外海，还有四架F-35战机在边境空域盘旋，估计是想搞点空中威慑。”</w:t>
+        <w:t>“苍鹰，猎隼一组至六组均已到位，各点位无异常，俄方边防站依旧静默，连部刚收到旅部通报，哈尔滨谈判第一轮结束了，俄方松口把库页岛南部的租借年限定了九十九年，军事基地的使用权也谈妥了。”王浩的声音压得极低，带着一丝难掩的激动，指尖在定位仪上快速敲击，“就是美日那边不消停，鄂霍次克海的军演规模扩大了，两艘宙斯盾驱逐舰开到了符拉迪沃斯托克外海，还有四架</w:t>
+      </w:r>
+      <w:r>
+        <w:rPr>
+          <w:rFonts w:hint="eastAsia" w:eastAsia="宋体" w:cs="宋体" w:asciiTheme="minorAscii" w:hAnsiTheme="minorAscii"/>
+          <w:kern w:val="0"/>
+          <w:sz w:val="21"/>
+          <w:szCs w:val="21"/>
+          <w:lang w:val="en-US" w:eastAsia="zh-CN" w:bidi="ar"/>
+        </w:rPr>
+        <w:t>F-57</w:t>
+      </w:r>
+      <w:r>
+        <w:rPr>
+          <w:rFonts w:hint="default" w:eastAsia="宋体" w:cs="宋体" w:asciiTheme="minorAscii" w:hAnsiTheme="minorAscii"/>
+          <w:kern w:val="0"/>
+          <w:sz w:val="21"/>
+          <w:szCs w:val="21"/>
+          <w:lang w:val="en-US" w:eastAsia="zh-CN" w:bidi="ar"/>
+        </w:rPr>
+        <w:t>战机在边境空域盘旋，估计是想搞点空中威慑。”</w:t>
       </w:r>
     </w:p>
     <w:p>
@@ -1339,7 +1359,47 @@
           <w:szCs w:val="21"/>
           <w:lang w:val="en-US" w:eastAsia="zh-CN" w:bidi="ar"/>
         </w:rPr>
-        <w:t>就在这时，战术耳机里传来张磊的紧急呼叫：“苍鹰，苍鹰，立刻撤回我方境内，俄方远东军区的巡逻队往你们那边去了，还有，美日的三架F-35战机越境了，正朝着长风镇方向飞来，旅部的歼-20已经升空拦截，你们务必尽快撤回，避免发生三方冲突！”</w:t>
+        <w:t>就在这时，战术耳机里传来张磊的紧急呼叫：“苍鹰，苍鹰，立刻撤回我方境内，俄方远东军区的巡逻队往你们那边去了，还有，美日的三架</w:t>
+      </w:r>
+      <w:r>
+        <w:rPr>
+          <w:rFonts w:hint="eastAsia" w:eastAsia="宋体" w:cs="宋体" w:asciiTheme="minorAscii" w:hAnsiTheme="minorAscii"/>
+          <w:kern w:val="0"/>
+          <w:sz w:val="21"/>
+          <w:szCs w:val="21"/>
+          <w:lang w:val="en-US" w:eastAsia="zh-CN" w:bidi="ar"/>
+        </w:rPr>
+        <w:t>F-57</w:t>
+      </w:r>
+      <w:r>
+        <w:rPr>
+          <w:rFonts w:hint="default" w:eastAsia="宋体" w:cs="宋体" w:asciiTheme="minorAscii" w:hAnsiTheme="minorAscii"/>
+          <w:kern w:val="0"/>
+          <w:sz w:val="21"/>
+          <w:szCs w:val="21"/>
+          <w:lang w:val="en-US" w:eastAsia="zh-CN" w:bidi="ar"/>
+        </w:rPr>
+        <w:t>战机越境了，正朝着长风镇方向飞来，旅部的</w:t>
+      </w:r>
+      <w:r>
+        <w:rPr>
+          <w:rFonts w:hint="eastAsia" w:eastAsia="宋体" w:cs="宋体" w:asciiTheme="minorAscii" w:hAnsiTheme="minorAscii"/>
+          <w:kern w:val="0"/>
+          <w:sz w:val="21"/>
+          <w:szCs w:val="21"/>
+          <w:lang w:val="en-US" w:eastAsia="zh-CN" w:bidi="ar"/>
+        </w:rPr>
+        <w:t>歼-55</w:t>
+      </w:r>
+      <w:r>
+        <w:rPr>
+          <w:rFonts w:hint="default" w:eastAsia="宋体" w:cs="宋体" w:asciiTheme="minorAscii" w:hAnsiTheme="minorAscii"/>
+          <w:kern w:val="0"/>
+          <w:sz w:val="21"/>
+          <w:szCs w:val="21"/>
+          <w:lang w:val="en-US" w:eastAsia="zh-CN" w:bidi="ar"/>
+        </w:rPr>
+        <w:t>已经升空拦截，你们务必尽快撤回，避免发生三方冲突！”</w:t>
       </w:r>
     </w:p>
     <w:p>
@@ -1423,680 +1483,860 @@
           <w:szCs w:val="21"/>
           <w:lang w:val="en-US" w:eastAsia="zh-CN" w:bidi="ar"/>
         </w:rPr>
-        <w:t>几人押着俘虏，扛着无人机残骸和笔记本电脑，快速往中国境内撤退。身后的山林里，传来了俄方巡逻车的引擎声，头顶的天空中，原本清晰的战术耳机突然陷入一片嘈杂的电流杂音——电子对抗已经打响。王浩下意识按住耳机，屏幕上的雷达信号瞬间出现大片雪花点，便携式终端的屏幕疯狂闪烁，弹出“强烈电磁干扰”的红色警示。“是美日的电子战飞机！他们在压制我们的通信和雷达！”王浩的声音带着一丝急促，指尖飞快操作终端，试图切换备用通信频道。与此同时，远处空域传来低沉的轰鸣声，林野抬头望去，只见三架F-35战机的轮廓在天际线上隐约显现，机身周围似乎笼罩着一层淡淡的电磁雾，正是电子干扰启动的迹象。几乎就在同时，天际另一侧，我方歼-20战机并未现身，只有几道微弱的雷达波掠过，显然是在超视距范围内隐蔽接战，体系化作战的网已经悄然收紧。很快，一道白烟从远处空域疾驰而出，那是我方远程空空导弹，在电子引导下精准锁定目标，拖着长长的尾迹朝着其中一架F-35扑去。美日战机立刻反应，机身急剧侧转，同时释放出数十个虚拟目标诱饵，试图迷惑导弹追踪，空中瞬间出现一片密密麻麻的光点，分不清真假。电子对抗的较量无声却激烈，我方电子战单元持续压制敌方信号，导弹突破诱饵干扰，依旧死死咬住目标。</w:t>
-      </w:r>
-    </w:p>
-    <w:p>
-      <w:pPr>
-        <w:keepNext w:val="0"/>
-        <w:keepLines w:val="0"/>
-        <w:widowControl/>
-        <w:suppressLineNumbers w:val="0"/>
-        <w:jc w:val="left"/>
-        <w:rPr>
-          <w:rFonts w:hint="default" w:eastAsia="宋体" w:cs="宋体" w:asciiTheme="minorAscii" w:hAnsiTheme="minorAscii"/>
-          <w:kern w:val="0"/>
-          <w:sz w:val="21"/>
-          <w:szCs w:val="21"/>
-          <w:lang w:val="en-US" w:eastAsia="zh-CN" w:bidi="ar"/>
-        </w:rPr>
-      </w:pPr>
-    </w:p>
-    <w:p>
-      <w:pPr>
-        <w:keepNext w:val="0"/>
-        <w:keepLines w:val="0"/>
-        <w:widowControl/>
-        <w:suppressLineNumbers w:val="0"/>
-        <w:jc w:val="left"/>
-        <w:rPr>
-          <w:rFonts w:hint="default" w:eastAsia="宋体" w:cs="宋体" w:asciiTheme="minorAscii" w:hAnsiTheme="minorAscii"/>
-          <w:kern w:val="0"/>
-          <w:sz w:val="21"/>
-          <w:szCs w:val="21"/>
-          <w:lang w:val="en-US" w:eastAsia="zh-CN" w:bidi="ar"/>
-        </w:rPr>
-      </w:pPr>
-      <w:r>
-        <w:rPr>
-          <w:rFonts w:hint="default" w:eastAsia="宋体" w:cs="宋体" w:asciiTheme="minorAscii" w:hAnsiTheme="minorAscii"/>
-          <w:kern w:val="0"/>
-          <w:sz w:val="21"/>
-          <w:szCs w:val="21"/>
-          <w:lang w:val="en-US" w:eastAsia="zh-CN" w:bidi="ar"/>
-        </w:rPr>
-        <w:t>回到鹰嘴崖的狙击点位，林野和王浩同时抬眼望向空域，电子对抗的杂音依旧在耳机里刺耳作响，便携式雷达依旧处于半瘫痪状态，只能依靠目视和旅部断断续续传来的碎片信息判断战局。天际线上，被导弹锁定的那架F-35疯狂规避，机身做出各种高难度机动，同时发射两枚空空导弹进行回击，试图拦截我方追击的导弹，两道白烟朝着相反方向疾驰，与我方导弹的尾迹交织在一起，在蓝天上划出几道冰冷的弧线。空气中仿佛都弥漫着电子对抗的紧张气息，我方电子战单元持续释放干扰波，不仅压制着F-35的火控系统，还不断篡改其雷达数据，让剩下两架F-35误以为周围布满了我方战机，陷入混乱。几秒钟后，远处传来一声剧烈的爆炸声，火光在天际线上骤然亮起，那架被锁定的F-35被我方导弹精准击中，机身瞬间失控，冒着黑烟向下坠落，紧接着，一个白色的降落伞从残骸中弹出，缓缓飘落，飞行员弃机逃生。剩下两架F-35见势不妙，再也不敢停留，不顾电子干扰带来的航向偏差，加速拉升，朝着鄂霍次克海方向仓皇逃窜，机身在天际线上越来越小，最终消失在云层之中。林野迅速架起狙击枪，通过高倍镜望向降落伞飘落的方向，确认飞行员安全跳伞，又转向敌机逃窜的方向，看着两道黑影彻底消失，才缓缓放下枪口。王浩也通过观察镜反复确认，脸上露出振奋的神色：“搞定了！一架被击落，两架跑了，飞行员跳伞了！旅部的体系作战太硬了，超视距打击加上电子压制，根本不给他们近身的机会！”</w:t>
-      </w:r>
-    </w:p>
-    <w:p>
-      <w:pPr>
-        <w:keepNext w:val="0"/>
-        <w:keepLines w:val="0"/>
-        <w:widowControl/>
-        <w:suppressLineNumbers w:val="0"/>
-        <w:jc w:val="left"/>
-        <w:rPr>
-          <w:rFonts w:hint="default" w:eastAsia="宋体" w:cs="宋体" w:asciiTheme="minorAscii" w:hAnsiTheme="minorAscii"/>
-          <w:kern w:val="0"/>
-          <w:sz w:val="21"/>
-          <w:szCs w:val="21"/>
-          <w:lang w:val="en-US" w:eastAsia="zh-CN" w:bidi="ar"/>
-        </w:rPr>
-      </w:pPr>
-    </w:p>
-    <w:p>
-      <w:pPr>
-        <w:keepNext w:val="0"/>
-        <w:keepLines w:val="0"/>
-        <w:widowControl/>
-        <w:suppressLineNumbers w:val="0"/>
-        <w:jc w:val="left"/>
-        <w:rPr>
-          <w:rFonts w:hint="default" w:eastAsia="宋体" w:cs="宋体" w:asciiTheme="minorAscii" w:hAnsiTheme="minorAscii"/>
-          <w:kern w:val="0"/>
-          <w:sz w:val="21"/>
-          <w:szCs w:val="21"/>
-          <w:lang w:val="en-US" w:eastAsia="zh-CN" w:bidi="ar"/>
-        </w:rPr>
-      </w:pPr>
-      <w:r>
-        <w:rPr>
-          <w:rFonts w:hint="default" w:eastAsia="宋体" w:cs="宋体" w:asciiTheme="minorAscii" w:hAnsiTheme="minorAscii"/>
-          <w:kern w:val="0"/>
-          <w:sz w:val="21"/>
-          <w:szCs w:val="21"/>
-          <w:lang w:val="en-US" w:eastAsia="zh-CN" w:bidi="ar"/>
-        </w:rPr>
-        <w:t>“旅部通报，电子对抗已经结束，我方成功压制美日电子战信号，刚才的空战中，一架F-35被超视距导弹击落，飞行员跳伞后已被我方巡逻队锁定，另外两架敌机被电子干扰逼退，仓皇逃窜至鄂霍次克海外围，鄂霍次克海的宙斯盾驱逐舰也被我方的055大驱驱离，他们不敢真的和我们硬碰硬。”王浩的声音带着一丝振奋，将笔记本电脑连接上战术终端——此时通信已经恢复正常，“这台电脑里的内容已经破解了，里面有美日接下来的渗透计划，他们打算在今晚派一支精锐的两栖突击小队，从界江入海口偷渡，破坏我们的海底光缆，切断边境与哈尔滨的通信。”</w:t>
-      </w:r>
-    </w:p>
-    <w:p>
-      <w:pPr>
-        <w:keepNext w:val="0"/>
-        <w:keepLines w:val="0"/>
-        <w:widowControl/>
-        <w:suppressLineNumbers w:val="0"/>
-        <w:jc w:val="left"/>
-        <w:rPr>
-          <w:rFonts w:hint="default" w:eastAsia="宋体" w:cs="宋体" w:asciiTheme="minorAscii" w:hAnsiTheme="minorAscii"/>
-          <w:kern w:val="0"/>
-          <w:sz w:val="21"/>
-          <w:szCs w:val="21"/>
-          <w:lang w:val="en-US" w:eastAsia="zh-CN" w:bidi="ar"/>
-        </w:rPr>
-      </w:pPr>
-    </w:p>
-    <w:p>
-      <w:pPr>
-        <w:keepNext w:val="0"/>
-        <w:keepLines w:val="0"/>
-        <w:widowControl/>
-        <w:suppressLineNumbers w:val="0"/>
-        <w:jc w:val="left"/>
-        <w:rPr>
-          <w:rFonts w:hint="default" w:eastAsia="宋体" w:cs="宋体" w:asciiTheme="minorAscii" w:hAnsiTheme="minorAscii"/>
-          <w:kern w:val="0"/>
-          <w:sz w:val="21"/>
-          <w:szCs w:val="21"/>
-          <w:lang w:val="en-US" w:eastAsia="zh-CN" w:bidi="ar"/>
-        </w:rPr>
-      </w:pPr>
-      <w:r>
-        <w:rPr>
-          <w:rFonts w:hint="default" w:eastAsia="宋体" w:cs="宋体" w:asciiTheme="minorAscii" w:hAnsiTheme="minorAscii"/>
-          <w:kern w:val="0"/>
-          <w:sz w:val="21"/>
-          <w:szCs w:val="21"/>
-          <w:lang w:val="en-US" w:eastAsia="zh-CN" w:bidi="ar"/>
-        </w:rPr>
-        <w:t>林野看着战术终端上的渗透计划，手指在狙击枪的枪身上轻轻摩挲，眼底的坚定愈发浓烈。海底光缆是边境与哈尔滨的通信命脉，一旦被破坏，谈判现场与边境的联系将彻底中断，美日就能趁机制造混乱，搅黄谈判。“今晚，我们就在界江入海口等着他们，既然他们想来，就让他们有来无回。”</w:t>
-      </w:r>
-    </w:p>
-    <w:p>
-      <w:pPr>
-        <w:keepNext w:val="0"/>
-        <w:keepLines w:val="0"/>
-        <w:widowControl/>
-        <w:suppressLineNumbers w:val="0"/>
-        <w:jc w:val="left"/>
-        <w:rPr>
-          <w:rFonts w:hint="default" w:eastAsia="宋体" w:cs="宋体" w:asciiTheme="minorAscii" w:hAnsiTheme="minorAscii"/>
-          <w:kern w:val="0"/>
-          <w:sz w:val="21"/>
-          <w:szCs w:val="21"/>
-          <w:lang w:val="en-US" w:eastAsia="zh-CN" w:bidi="ar"/>
-        </w:rPr>
-      </w:pPr>
-    </w:p>
-    <w:p>
-      <w:pPr>
-        <w:keepNext w:val="0"/>
-        <w:keepLines w:val="0"/>
-        <w:widowControl/>
-        <w:suppressLineNumbers w:val="0"/>
-        <w:jc w:val="left"/>
-        <w:rPr>
-          <w:rFonts w:hint="default" w:eastAsia="宋体" w:cs="宋体" w:asciiTheme="minorAscii" w:hAnsiTheme="minorAscii"/>
-          <w:kern w:val="0"/>
-          <w:sz w:val="21"/>
-          <w:szCs w:val="21"/>
-          <w:lang w:val="en-US" w:eastAsia="zh-CN" w:bidi="ar"/>
-        </w:rPr>
-      </w:pPr>
-      <w:r>
-        <w:rPr>
-          <w:rFonts w:hint="default" w:eastAsia="宋体" w:cs="宋体" w:asciiTheme="minorAscii" w:hAnsiTheme="minorAscii"/>
-          <w:kern w:val="0"/>
-          <w:sz w:val="21"/>
-          <w:szCs w:val="21"/>
-          <w:lang w:val="en-US" w:eastAsia="zh-CN" w:bidi="ar"/>
-        </w:rPr>
-        <w:t>张磊的声音随即在战术耳机里响起，带着一丝凝重，也带着一丝决绝：“旅部已经下达命令，所有狙击组和巡逻队向界江入海口集结，今晚，布下天罗地网，让美日的渗透小队，葬身在冰原里。哈尔滨的谈判还在继续，俄方已经答应，只要边境安稳，三天后就正式签署租借协议，我们守好这最后一关，就是守住了失地回归的希望！”</w:t>
-      </w:r>
-    </w:p>
-    <w:p>
-      <w:pPr>
-        <w:keepNext w:val="0"/>
-        <w:keepLines w:val="0"/>
-        <w:widowControl/>
-        <w:suppressLineNumbers w:val="0"/>
-        <w:jc w:val="left"/>
-        <w:rPr>
-          <w:rFonts w:hint="default" w:eastAsia="宋体" w:cs="宋体" w:asciiTheme="minorAscii" w:hAnsiTheme="minorAscii"/>
-          <w:kern w:val="0"/>
-          <w:sz w:val="21"/>
-          <w:szCs w:val="21"/>
-          <w:lang w:val="en-US" w:eastAsia="zh-CN" w:bidi="ar"/>
-        </w:rPr>
-      </w:pPr>
-    </w:p>
-    <w:p>
-      <w:pPr>
-        <w:keepNext w:val="0"/>
-        <w:keepLines w:val="0"/>
-        <w:widowControl/>
-        <w:suppressLineNumbers w:val="0"/>
-        <w:jc w:val="left"/>
-        <w:rPr>
-          <w:rFonts w:hint="default" w:eastAsia="宋体" w:cs="宋体" w:asciiTheme="minorAscii" w:hAnsiTheme="minorAscii"/>
-          <w:kern w:val="0"/>
-          <w:sz w:val="21"/>
-          <w:szCs w:val="21"/>
-          <w:lang w:val="en-US" w:eastAsia="zh-CN" w:bidi="ar"/>
-        </w:rPr>
-      </w:pPr>
-      <w:r>
-        <w:rPr>
-          <w:rFonts w:hint="default" w:eastAsia="宋体" w:cs="宋体" w:asciiTheme="minorAscii" w:hAnsiTheme="minorAscii"/>
-          <w:kern w:val="0"/>
-          <w:sz w:val="21"/>
-          <w:szCs w:val="21"/>
-          <w:lang w:val="en-US" w:eastAsia="zh-CN" w:bidi="ar"/>
-        </w:rPr>
-        <w:t>“是！”</w:t>
-      </w:r>
-    </w:p>
-    <w:p>
-      <w:pPr>
-        <w:keepNext w:val="0"/>
-        <w:keepLines w:val="0"/>
-        <w:widowControl/>
-        <w:suppressLineNumbers w:val="0"/>
-        <w:jc w:val="left"/>
-        <w:rPr>
-          <w:rFonts w:hint="default" w:eastAsia="宋体" w:cs="宋体" w:asciiTheme="minorAscii" w:hAnsiTheme="minorAscii"/>
-          <w:kern w:val="0"/>
-          <w:sz w:val="21"/>
-          <w:szCs w:val="21"/>
-          <w:lang w:val="en-US" w:eastAsia="zh-CN" w:bidi="ar"/>
-        </w:rPr>
-      </w:pPr>
-    </w:p>
-    <w:p>
-      <w:pPr>
-        <w:keepNext w:val="0"/>
-        <w:keepLines w:val="0"/>
-        <w:widowControl/>
-        <w:suppressLineNumbers w:val="0"/>
-        <w:jc w:val="left"/>
-        <w:rPr>
-          <w:rFonts w:hint="default" w:eastAsia="宋体" w:cs="宋体" w:asciiTheme="minorAscii" w:hAnsiTheme="minorAscii"/>
-          <w:kern w:val="0"/>
-          <w:sz w:val="21"/>
-          <w:szCs w:val="21"/>
-          <w:lang w:val="en-US" w:eastAsia="zh-CN" w:bidi="ar"/>
-        </w:rPr>
-      </w:pPr>
-      <w:r>
-        <w:rPr>
-          <w:rFonts w:hint="default" w:eastAsia="宋体" w:cs="宋体" w:asciiTheme="minorAscii" w:hAnsiTheme="minorAscii"/>
-          <w:kern w:val="0"/>
-          <w:sz w:val="21"/>
-          <w:szCs w:val="21"/>
-          <w:lang w:val="en-US" w:eastAsia="zh-CN" w:bidi="ar"/>
-        </w:rPr>
-        <w:t>林野的回答铿锵有力，在寒风中回荡。身旁的王浩，还有战术耳机里传来的所有战友的回答，汇聚在一起，像一声惊雷，炸响在长风镇的边境线上。</w:t>
-      </w:r>
-    </w:p>
-    <w:p>
-      <w:pPr>
-        <w:keepNext w:val="0"/>
-        <w:keepLines w:val="0"/>
-        <w:widowControl/>
-        <w:suppressLineNumbers w:val="0"/>
-        <w:jc w:val="left"/>
-        <w:rPr>
-          <w:rFonts w:hint="default" w:eastAsia="宋体" w:cs="宋体" w:asciiTheme="minorAscii" w:hAnsiTheme="minorAscii"/>
-          <w:kern w:val="0"/>
-          <w:sz w:val="21"/>
-          <w:szCs w:val="21"/>
-          <w:lang w:val="en-US" w:eastAsia="zh-CN" w:bidi="ar"/>
-        </w:rPr>
-      </w:pPr>
-    </w:p>
-    <w:p>
-      <w:pPr>
-        <w:keepNext w:val="0"/>
-        <w:keepLines w:val="0"/>
-        <w:widowControl/>
-        <w:suppressLineNumbers w:val="0"/>
-        <w:jc w:val="left"/>
-        <w:rPr>
-          <w:rFonts w:hint="default" w:eastAsia="宋体" w:cs="宋体" w:asciiTheme="minorAscii" w:hAnsiTheme="minorAscii"/>
-          <w:kern w:val="0"/>
-          <w:sz w:val="21"/>
-          <w:szCs w:val="21"/>
-          <w:lang w:val="en-US" w:eastAsia="zh-CN" w:bidi="ar"/>
-        </w:rPr>
-      </w:pPr>
-      <w:r>
-        <w:rPr>
-          <w:rFonts w:hint="default" w:eastAsia="宋体" w:cs="宋体" w:asciiTheme="minorAscii" w:hAnsiTheme="minorAscii"/>
-          <w:kern w:val="0"/>
-          <w:sz w:val="21"/>
-          <w:szCs w:val="21"/>
-          <w:lang w:val="en-US" w:eastAsia="zh-CN" w:bidi="ar"/>
-        </w:rPr>
-        <w:t>夕阳西下，余晖将乌苏里江的冰原染成了一片金红色，江对岸的老爷岭在暮色里渐渐模糊，却依旧像一头蛰伏的巨兽，守护着这片饱经沧桑的土地。林野重新架起狙击枪，狙击镜的十字准星锁定了界江入海口的方向，那里是黑夜即将降临的地方，也是美日渗透小队即将到来的地方。</w:t>
-      </w:r>
-    </w:p>
-    <w:p>
-      <w:pPr>
-        <w:keepNext w:val="0"/>
-        <w:keepLines w:val="0"/>
-        <w:widowControl/>
-        <w:suppressLineNumbers w:val="0"/>
-        <w:jc w:val="left"/>
-        <w:rPr>
-          <w:rFonts w:hint="default" w:eastAsia="宋体" w:cs="宋体" w:asciiTheme="minorAscii" w:hAnsiTheme="minorAscii"/>
-          <w:kern w:val="0"/>
-          <w:sz w:val="21"/>
-          <w:szCs w:val="21"/>
-          <w:lang w:val="en-US" w:eastAsia="zh-CN" w:bidi="ar"/>
-        </w:rPr>
-      </w:pPr>
-    </w:p>
-    <w:p>
-      <w:pPr>
-        <w:keepNext w:val="0"/>
-        <w:keepLines w:val="0"/>
-        <w:widowControl/>
-        <w:suppressLineNumbers w:val="0"/>
-        <w:jc w:val="left"/>
-        <w:rPr>
-          <w:rFonts w:hint="default" w:eastAsia="宋体" w:cs="宋体" w:asciiTheme="minorAscii" w:hAnsiTheme="minorAscii"/>
-          <w:kern w:val="0"/>
-          <w:sz w:val="21"/>
-          <w:szCs w:val="21"/>
-          <w:lang w:val="en-US" w:eastAsia="zh-CN" w:bidi="ar"/>
-        </w:rPr>
-      </w:pPr>
-      <w:r>
-        <w:rPr>
-          <w:rFonts w:hint="default" w:eastAsia="宋体" w:cs="宋体" w:asciiTheme="minorAscii" w:hAnsiTheme="minorAscii"/>
-          <w:kern w:val="0"/>
-          <w:sz w:val="21"/>
-          <w:szCs w:val="21"/>
-          <w:lang w:val="en-US" w:eastAsia="zh-CN" w:bidi="ar"/>
-        </w:rPr>
-        <w:t>靴筒里的日本军刺，在余晖的映照下，闪着冷冽的光，那是前几日缴获的证物，也是一个誓言。手中的狙击枪，冰冷而沉重，却是他守护这片土地的武器，是他心中不灭的信仰。</w:t>
-      </w:r>
-    </w:p>
-    <w:p>
-      <w:pPr>
-        <w:keepNext w:val="0"/>
-        <w:keepLines w:val="0"/>
-        <w:widowControl/>
-        <w:suppressLineNumbers w:val="0"/>
-        <w:jc w:val="left"/>
-        <w:rPr>
-          <w:rFonts w:hint="default" w:eastAsia="宋体" w:cs="宋体" w:asciiTheme="minorAscii" w:hAnsiTheme="minorAscii"/>
-          <w:kern w:val="0"/>
-          <w:sz w:val="21"/>
-          <w:szCs w:val="21"/>
-          <w:lang w:val="en-US" w:eastAsia="zh-CN" w:bidi="ar"/>
-        </w:rPr>
-      </w:pPr>
-    </w:p>
-    <w:p>
-      <w:pPr>
-        <w:keepNext w:val="0"/>
-        <w:keepLines w:val="0"/>
-        <w:widowControl/>
-        <w:suppressLineNumbers w:val="0"/>
-        <w:jc w:val="left"/>
-        <w:rPr>
-          <w:rFonts w:hint="default" w:eastAsia="宋体" w:cs="宋体" w:asciiTheme="minorAscii" w:hAnsiTheme="minorAscii"/>
-          <w:kern w:val="0"/>
-          <w:sz w:val="21"/>
-          <w:szCs w:val="21"/>
-          <w:lang w:val="en-US" w:eastAsia="zh-CN" w:bidi="ar"/>
-        </w:rPr>
-      </w:pPr>
-      <w:r>
-        <w:rPr>
-          <w:rFonts w:hint="default" w:eastAsia="宋体" w:cs="宋体" w:asciiTheme="minorAscii" w:hAnsiTheme="minorAscii"/>
-          <w:kern w:val="0"/>
-          <w:sz w:val="21"/>
-          <w:szCs w:val="21"/>
-          <w:lang w:val="en-US" w:eastAsia="zh-CN" w:bidi="ar"/>
-        </w:rPr>
-        <w:t>王浩走到林野身边，递过来一个保温壶，里面的姜茶还带着温热，林野接过，喝了一口，暖意从喉咙一直流到胃里，驱散了些许寒意。两人并肩站在鹰嘴崖的制高点，望着界江入海口的方向，夜色渐渐笼罩下来，寒风依旧凛冽，却吹不散他们眼底的光芒。</w:t>
-      </w:r>
-    </w:p>
-    <w:p>
-      <w:pPr>
-        <w:keepNext w:val="0"/>
-        <w:keepLines w:val="0"/>
-        <w:widowControl/>
-        <w:suppressLineNumbers w:val="0"/>
-        <w:jc w:val="left"/>
-        <w:rPr>
-          <w:rFonts w:hint="default" w:eastAsia="宋体" w:cs="宋体" w:asciiTheme="minorAscii" w:hAnsiTheme="minorAscii"/>
-          <w:kern w:val="0"/>
-          <w:sz w:val="21"/>
-          <w:szCs w:val="21"/>
-          <w:lang w:val="en-US" w:eastAsia="zh-CN" w:bidi="ar"/>
-        </w:rPr>
-      </w:pPr>
-    </w:p>
-    <w:p>
-      <w:pPr>
-        <w:keepNext w:val="0"/>
-        <w:keepLines w:val="0"/>
-        <w:widowControl/>
-        <w:suppressLineNumbers w:val="0"/>
-        <w:jc w:val="left"/>
-        <w:rPr>
-          <w:rFonts w:hint="default" w:eastAsia="宋体" w:cs="宋体" w:asciiTheme="minorAscii" w:hAnsiTheme="minorAscii"/>
-          <w:kern w:val="0"/>
-          <w:sz w:val="21"/>
-          <w:szCs w:val="21"/>
-          <w:lang w:val="en-US" w:eastAsia="zh-CN" w:bidi="ar"/>
-        </w:rPr>
-      </w:pPr>
-      <w:r>
-        <w:rPr>
-          <w:rFonts w:hint="default" w:eastAsia="宋体" w:cs="宋体" w:asciiTheme="minorAscii" w:hAnsiTheme="minorAscii"/>
-          <w:kern w:val="0"/>
-          <w:sz w:val="21"/>
-          <w:szCs w:val="21"/>
-          <w:lang w:val="en-US" w:eastAsia="zh-CN" w:bidi="ar"/>
-        </w:rPr>
-        <w:t>在他们的身后，长风镇的灯光次第亮起，星星点点，像漫天的星辰，温暖而坚定。在他们的四周，无数的边防军人正在向界江入海口集结，狙击手趴在雪地里，巡逻队穿梭在密林中，军舰在界江入海口的江面上游弋，战机在天空中巡逻，一张天罗地网，正在冰原上悄然铺开。</w:t>
-      </w:r>
-    </w:p>
-    <w:p>
-      <w:pPr>
-        <w:keepNext w:val="0"/>
-        <w:keepLines w:val="0"/>
-        <w:widowControl/>
-        <w:suppressLineNumbers w:val="0"/>
-        <w:jc w:val="left"/>
-        <w:rPr>
-          <w:rFonts w:hint="default" w:eastAsia="宋体" w:cs="宋体" w:asciiTheme="minorAscii" w:hAnsiTheme="minorAscii"/>
-          <w:kern w:val="0"/>
-          <w:sz w:val="21"/>
-          <w:szCs w:val="21"/>
-          <w:lang w:val="en-US" w:eastAsia="zh-CN" w:bidi="ar"/>
-        </w:rPr>
-      </w:pPr>
-    </w:p>
-    <w:p>
-      <w:pPr>
-        <w:keepNext w:val="0"/>
-        <w:keepLines w:val="0"/>
-        <w:widowControl/>
-        <w:suppressLineNumbers w:val="0"/>
-        <w:jc w:val="left"/>
-        <w:rPr>
-          <w:rFonts w:hint="default" w:eastAsia="宋体" w:cs="宋体" w:asciiTheme="minorAscii" w:hAnsiTheme="minorAscii"/>
-          <w:kern w:val="0"/>
-          <w:sz w:val="21"/>
-          <w:szCs w:val="21"/>
-          <w:lang w:val="en-US" w:eastAsia="zh-CN" w:bidi="ar"/>
-        </w:rPr>
-      </w:pPr>
-      <w:r>
-        <w:rPr>
-          <w:rFonts w:hint="default" w:eastAsia="宋体" w:cs="宋体" w:asciiTheme="minorAscii" w:hAnsiTheme="minorAscii"/>
-          <w:kern w:val="0"/>
-          <w:sz w:val="21"/>
-          <w:szCs w:val="21"/>
-          <w:lang w:val="en-US" w:eastAsia="zh-CN" w:bidi="ar"/>
-        </w:rPr>
-        <w:t>美日的两栖突击小队即将到来，冰原上的烽烟，即将再次燃起。</w:t>
-      </w:r>
-    </w:p>
-    <w:p>
-      <w:pPr>
-        <w:keepNext w:val="0"/>
-        <w:keepLines w:val="0"/>
-        <w:widowControl/>
-        <w:suppressLineNumbers w:val="0"/>
-        <w:jc w:val="left"/>
-        <w:rPr>
-          <w:rFonts w:hint="default" w:eastAsia="宋体" w:cs="宋体" w:asciiTheme="minorAscii" w:hAnsiTheme="minorAscii"/>
-          <w:kern w:val="0"/>
-          <w:sz w:val="21"/>
-          <w:szCs w:val="21"/>
-          <w:lang w:val="en-US" w:eastAsia="zh-CN" w:bidi="ar"/>
-        </w:rPr>
-      </w:pPr>
-    </w:p>
-    <w:p>
-      <w:pPr>
-        <w:keepNext w:val="0"/>
-        <w:keepLines w:val="0"/>
-        <w:widowControl/>
-        <w:suppressLineNumbers w:val="0"/>
-        <w:jc w:val="left"/>
-        <w:rPr>
-          <w:rFonts w:hint="default" w:eastAsia="宋体" w:cs="宋体" w:asciiTheme="minorAscii" w:hAnsiTheme="minorAscii"/>
-          <w:kern w:val="0"/>
-          <w:sz w:val="21"/>
-          <w:szCs w:val="21"/>
-          <w:lang w:val="en-US" w:eastAsia="zh-CN" w:bidi="ar"/>
-        </w:rPr>
-      </w:pPr>
-      <w:r>
-        <w:rPr>
-          <w:rFonts w:hint="default" w:eastAsia="宋体" w:cs="宋体" w:asciiTheme="minorAscii" w:hAnsiTheme="minorAscii"/>
-          <w:kern w:val="0"/>
-          <w:sz w:val="21"/>
-          <w:szCs w:val="21"/>
-          <w:lang w:val="en-US" w:eastAsia="zh-CN" w:bidi="ar"/>
-        </w:rPr>
-        <w:t>但林野知道，他不是一个人在战斗，身后有无数的战友，有强大的祖国，有亿万的人民，他们都是他最坚实的后盾。长风镇的边关，是大国博弈的刀尖，也是边防军人的阵地，只要他们在，就绝不让任何外敌越境一步，绝不让美日的阴谋得逞。</w:t>
-      </w:r>
-    </w:p>
-    <w:p>
-      <w:pPr>
-        <w:keepNext w:val="0"/>
-        <w:keepLines w:val="0"/>
-        <w:widowControl/>
-        <w:suppressLineNumbers w:val="0"/>
-        <w:jc w:val="left"/>
-        <w:rPr>
-          <w:rFonts w:hint="default" w:eastAsia="宋体" w:cs="宋体" w:asciiTheme="minorAscii" w:hAnsiTheme="minorAscii"/>
-          <w:kern w:val="0"/>
-          <w:sz w:val="21"/>
-          <w:szCs w:val="21"/>
-          <w:lang w:val="en-US" w:eastAsia="zh-CN" w:bidi="ar"/>
-        </w:rPr>
-      </w:pPr>
-    </w:p>
-    <w:p>
-      <w:pPr>
-        <w:keepNext w:val="0"/>
-        <w:keepLines w:val="0"/>
-        <w:widowControl/>
-        <w:suppressLineNumbers w:val="0"/>
-        <w:jc w:val="left"/>
-        <w:rPr>
-          <w:rFonts w:hint="default" w:eastAsia="宋体" w:cs="宋体" w:asciiTheme="minorAscii" w:hAnsiTheme="minorAscii"/>
-          <w:kern w:val="0"/>
-          <w:sz w:val="21"/>
-          <w:szCs w:val="21"/>
-          <w:lang w:val="en-US" w:eastAsia="zh-CN" w:bidi="ar"/>
-        </w:rPr>
-      </w:pPr>
-      <w:r>
-        <w:rPr>
-          <w:rFonts w:hint="default" w:eastAsia="宋体" w:cs="宋体" w:asciiTheme="minorAscii" w:hAnsiTheme="minorAscii"/>
-          <w:kern w:val="0"/>
-          <w:sz w:val="21"/>
-          <w:szCs w:val="21"/>
-          <w:lang w:val="en-US" w:eastAsia="zh-CN" w:bidi="ar"/>
-        </w:rPr>
-        <w:t>守好这条边，守住这片土。</w:t>
-      </w:r>
-    </w:p>
-    <w:p>
-      <w:pPr>
-        <w:keepNext w:val="0"/>
-        <w:keepLines w:val="0"/>
-        <w:widowControl/>
-        <w:suppressLineNumbers w:val="0"/>
-        <w:jc w:val="left"/>
-        <w:rPr>
-          <w:rFonts w:hint="default" w:eastAsia="宋体" w:cs="宋体" w:asciiTheme="minorAscii" w:hAnsiTheme="minorAscii"/>
-          <w:kern w:val="0"/>
-          <w:sz w:val="21"/>
-          <w:szCs w:val="21"/>
-          <w:lang w:val="en-US" w:eastAsia="zh-CN" w:bidi="ar"/>
-        </w:rPr>
-      </w:pPr>
-    </w:p>
-    <w:p>
-      <w:pPr>
-        <w:keepNext w:val="0"/>
-        <w:keepLines w:val="0"/>
-        <w:widowControl/>
-        <w:suppressLineNumbers w:val="0"/>
-        <w:jc w:val="left"/>
-        <w:rPr>
-          <w:rFonts w:hint="default" w:eastAsia="宋体" w:cs="宋体" w:asciiTheme="minorAscii" w:hAnsiTheme="minorAscii"/>
-          <w:kern w:val="0"/>
-          <w:sz w:val="21"/>
-          <w:szCs w:val="21"/>
-          <w:lang w:val="en-US" w:eastAsia="zh-CN" w:bidi="ar"/>
-        </w:rPr>
-      </w:pPr>
-      <w:r>
-        <w:rPr>
-          <w:rFonts w:hint="default" w:eastAsia="宋体" w:cs="宋体" w:asciiTheme="minorAscii" w:hAnsiTheme="minorAscii"/>
-          <w:kern w:val="0"/>
-          <w:sz w:val="21"/>
-          <w:szCs w:val="21"/>
-          <w:lang w:val="en-US" w:eastAsia="zh-CN" w:bidi="ar"/>
-        </w:rPr>
-        <w:t>这是林野的誓言，也是所有长风镇边防军人的誓言。</w:t>
-      </w:r>
-    </w:p>
-    <w:p>
-      <w:pPr>
-        <w:keepNext w:val="0"/>
-        <w:keepLines w:val="0"/>
-        <w:widowControl/>
-        <w:suppressLineNumbers w:val="0"/>
-        <w:jc w:val="left"/>
-        <w:rPr>
-          <w:rFonts w:hint="default" w:eastAsia="宋体" w:cs="宋体" w:asciiTheme="minorAscii" w:hAnsiTheme="minorAscii"/>
-          <w:kern w:val="0"/>
-          <w:sz w:val="21"/>
-          <w:szCs w:val="21"/>
-          <w:lang w:val="en-US" w:eastAsia="zh-CN" w:bidi="ar"/>
-        </w:rPr>
-      </w:pPr>
-    </w:p>
-    <w:p>
-      <w:pPr>
-        <w:keepNext w:val="0"/>
-        <w:keepLines w:val="0"/>
-        <w:widowControl/>
-        <w:suppressLineNumbers w:val="0"/>
-        <w:jc w:val="left"/>
-        <w:rPr>
-          <w:rFonts w:hint="default" w:eastAsia="宋体" w:cs="宋体" w:asciiTheme="minorAscii" w:hAnsiTheme="minorAscii"/>
-          <w:kern w:val="0"/>
-          <w:sz w:val="21"/>
-          <w:szCs w:val="21"/>
-          <w:lang w:val="en-US" w:eastAsia="zh-CN" w:bidi="ar"/>
-        </w:rPr>
-      </w:pPr>
-      <w:r>
-        <w:rPr>
-          <w:rFonts w:hint="default" w:eastAsia="宋体" w:cs="宋体" w:asciiTheme="minorAscii" w:hAnsiTheme="minorAscii"/>
-          <w:kern w:val="0"/>
-          <w:sz w:val="21"/>
-          <w:szCs w:val="21"/>
-          <w:lang w:val="en-US" w:eastAsia="zh-CN" w:bidi="ar"/>
-        </w:rPr>
-        <w:t>夜色渐浓，界江的冰面下，江水在暗涌，发出轻微的滋滋声，像是在积蓄着力量。而长风镇的边境线上，刀锋已亮，寒刃出鞘，所有的边防军人，都已做好了准备，迎接今夜的战斗，迎接那片失地回归的曙光。</w:t>
-      </w:r>
-    </w:p>
-    <w:p>
-      <w:pPr>
-        <w:keepNext w:val="0"/>
-        <w:keepLines w:val="0"/>
-        <w:widowControl/>
-        <w:suppressLineNumbers w:val="0"/>
-        <w:jc w:val="left"/>
-        <w:rPr>
-          <w:rFonts w:hint="default" w:eastAsia="宋体" w:cs="宋体" w:asciiTheme="minorAscii" w:hAnsiTheme="minorAscii"/>
-          <w:kern w:val="0"/>
-          <w:sz w:val="21"/>
-          <w:szCs w:val="21"/>
-          <w:lang w:val="en-US" w:eastAsia="zh-CN" w:bidi="ar"/>
-        </w:rPr>
-      </w:pPr>
-    </w:p>
-    <w:p>
-      <w:pPr>
-        <w:keepNext w:val="0"/>
-        <w:keepLines w:val="0"/>
-        <w:widowControl/>
-        <w:suppressLineNumbers w:val="0"/>
-        <w:jc w:val="left"/>
-        <w:rPr>
-          <w:rFonts w:hint="default" w:asciiTheme="minorAscii" w:hAnsiTheme="minorAscii"/>
-          <w:sz w:val="21"/>
-          <w:szCs w:val="21"/>
-        </w:rPr>
-      </w:pPr>
-      <w:r>
-        <w:rPr>
-          <w:rFonts w:hint="default" w:eastAsia="宋体" w:cs="宋体" w:asciiTheme="minorAscii" w:hAnsiTheme="minorAscii"/>
-          <w:kern w:val="0"/>
-          <w:sz w:val="21"/>
-          <w:szCs w:val="21"/>
-          <w:lang w:val="en-US" w:eastAsia="zh-CN" w:bidi="ar"/>
-        </w:rPr>
-        <w:t>冰原的烽烟，才刚刚燃起，而属于中国的长风，即将吹过远东的土地，吹过外兴安岭，吹过乌苏里江，吹过库页岛，吹醒那片沉睡了三百年的故土。</w:t>
+        <w:t>几人押着俘虏，扛着无人机残骸和笔记本电脑，快速往中国境内撤退。身后的山林里，传来了俄方巡逻车的引擎声，头顶的天空中，原本清晰的战术耳机突然陷入一片嘈杂的电流杂音——电子对抗已经打响。王浩下意识按住耳机，屏幕上的雷达信号瞬间出现大片雪花点，便携式终端的屏幕疯狂闪烁，弹出“强烈电磁干扰”的红色警示。“是美日的电子战飞机！他们在压制我们的通信和雷达！”王浩的声音带着一丝急促，指尖飞快操作终端，试图切换备用通信频道。与此同时，远处空域传来低沉的轰鸣声，林野抬头望去，只见三架</w:t>
+      </w:r>
+      <w:r>
+        <w:rPr>
+          <w:rFonts w:hint="eastAsia" w:eastAsia="宋体" w:cs="宋体" w:asciiTheme="minorAscii" w:hAnsiTheme="minorAscii"/>
+          <w:kern w:val="0"/>
+          <w:sz w:val="21"/>
+          <w:szCs w:val="21"/>
+          <w:lang w:val="en-US" w:eastAsia="zh-CN" w:bidi="ar"/>
+        </w:rPr>
+        <w:t>F-57</w:t>
+      </w:r>
+      <w:r>
+        <w:rPr>
+          <w:rFonts w:hint="default" w:eastAsia="宋体" w:cs="宋体" w:asciiTheme="minorAscii" w:hAnsiTheme="minorAscii"/>
+          <w:kern w:val="0"/>
+          <w:sz w:val="21"/>
+          <w:szCs w:val="21"/>
+          <w:lang w:val="en-US" w:eastAsia="zh-CN" w:bidi="ar"/>
+        </w:rPr>
+        <w:t>战机的轮廓在天际线上隐约显现，机身周围似乎笼罩着一层淡淡的电磁雾，正是电子干扰启动的迹象。几乎就在同时，天际另一侧，我方</w:t>
       </w:r>
       <w:bookmarkStart w:id="0" w:name="_GoBack"/>
       <w:bookmarkEnd w:id="0"/>
+      <w:r>
+        <w:rPr>
+          <w:rFonts w:hint="eastAsia" w:eastAsia="宋体" w:cs="宋体" w:asciiTheme="minorAscii" w:hAnsiTheme="minorAscii"/>
+          <w:kern w:val="0"/>
+          <w:sz w:val="21"/>
+          <w:szCs w:val="21"/>
+          <w:lang w:val="en-US" w:eastAsia="zh-CN" w:bidi="ar"/>
+        </w:rPr>
+        <w:t>歼-55</w:t>
+      </w:r>
+      <w:r>
+        <w:rPr>
+          <w:rFonts w:hint="default" w:eastAsia="宋体" w:cs="宋体" w:asciiTheme="minorAscii" w:hAnsiTheme="minorAscii"/>
+          <w:kern w:val="0"/>
+          <w:sz w:val="21"/>
+          <w:szCs w:val="21"/>
+          <w:lang w:val="en-US" w:eastAsia="zh-CN" w:bidi="ar"/>
+        </w:rPr>
+        <w:t>战机并未现身，只有几道微弱的雷达波掠过，显然是在超视距范围内隐蔽接战，体系化作战的网已经悄然收紧。很快，一道白烟从远处空域疾驰而出，那是我方远程空空导弹，在电子引导下精准锁定目标，拖着长长的尾迹朝着其中一架</w:t>
+      </w:r>
+      <w:r>
+        <w:rPr>
+          <w:rFonts w:hint="eastAsia" w:eastAsia="宋体" w:cs="宋体" w:asciiTheme="minorAscii" w:hAnsiTheme="minorAscii"/>
+          <w:kern w:val="0"/>
+          <w:sz w:val="21"/>
+          <w:szCs w:val="21"/>
+          <w:lang w:val="en-US" w:eastAsia="zh-CN" w:bidi="ar"/>
+        </w:rPr>
+        <w:t>F-57</w:t>
+      </w:r>
+      <w:r>
+        <w:rPr>
+          <w:rFonts w:hint="default" w:eastAsia="宋体" w:cs="宋体" w:asciiTheme="minorAscii" w:hAnsiTheme="minorAscii"/>
+          <w:kern w:val="0"/>
+          <w:sz w:val="21"/>
+          <w:szCs w:val="21"/>
+          <w:lang w:val="en-US" w:eastAsia="zh-CN" w:bidi="ar"/>
+        </w:rPr>
+        <w:t>扑去。美日战机立刻反应，机身急剧侧转，同时释放出数十个虚拟目标诱饵，试图迷惑导弹追踪，空中瞬间出现一片密密麻麻的光点，分不清真假。电子对抗的较量无声却激烈，我方电子战单元持续压制敌方信号，导弹突破诱饵干扰，依旧死死咬住目标。</w:t>
+      </w:r>
+    </w:p>
+    <w:p>
+      <w:pPr>
+        <w:keepNext w:val="0"/>
+        <w:keepLines w:val="0"/>
+        <w:widowControl/>
+        <w:suppressLineNumbers w:val="0"/>
+        <w:jc w:val="left"/>
+        <w:rPr>
+          <w:rFonts w:hint="default" w:eastAsia="宋体" w:cs="宋体" w:asciiTheme="minorAscii" w:hAnsiTheme="minorAscii"/>
+          <w:kern w:val="0"/>
+          <w:sz w:val="21"/>
+          <w:szCs w:val="21"/>
+          <w:lang w:val="en-US" w:eastAsia="zh-CN" w:bidi="ar"/>
+        </w:rPr>
+      </w:pPr>
+    </w:p>
+    <w:p>
+      <w:pPr>
+        <w:keepNext w:val="0"/>
+        <w:keepLines w:val="0"/>
+        <w:widowControl/>
+        <w:suppressLineNumbers w:val="0"/>
+        <w:jc w:val="left"/>
+        <w:rPr>
+          <w:rFonts w:hint="default" w:eastAsia="宋体" w:cs="宋体" w:asciiTheme="minorAscii" w:hAnsiTheme="minorAscii"/>
+          <w:kern w:val="0"/>
+          <w:sz w:val="21"/>
+          <w:szCs w:val="21"/>
+          <w:lang w:val="en-US" w:eastAsia="zh-CN" w:bidi="ar"/>
+        </w:rPr>
+      </w:pPr>
+      <w:r>
+        <w:rPr>
+          <w:rFonts w:hint="default" w:eastAsia="宋体" w:cs="宋体" w:asciiTheme="minorAscii" w:hAnsiTheme="minorAscii"/>
+          <w:kern w:val="0"/>
+          <w:sz w:val="21"/>
+          <w:szCs w:val="21"/>
+          <w:lang w:val="en-US" w:eastAsia="zh-CN" w:bidi="ar"/>
+        </w:rPr>
+        <w:t>回到鹰嘴崖的狙击点位，林野和王浩同时抬眼望向空域，电子对抗的杂音依旧在耳机里刺耳作响，便携式雷达依旧处于半瘫痪状态，只能依靠目视和旅部断断续续传来的碎片信息判断战局。天际线上，被导弹锁定的那架</w:t>
+      </w:r>
+      <w:r>
+        <w:rPr>
+          <w:rFonts w:hint="eastAsia" w:eastAsia="宋体" w:cs="宋体" w:asciiTheme="minorAscii" w:hAnsiTheme="minorAscii"/>
+          <w:kern w:val="0"/>
+          <w:sz w:val="21"/>
+          <w:szCs w:val="21"/>
+          <w:lang w:val="en-US" w:eastAsia="zh-CN" w:bidi="ar"/>
+        </w:rPr>
+        <w:t>F-57</w:t>
+      </w:r>
+      <w:r>
+        <w:rPr>
+          <w:rFonts w:hint="default" w:eastAsia="宋体" w:cs="宋体" w:asciiTheme="minorAscii" w:hAnsiTheme="minorAscii"/>
+          <w:kern w:val="0"/>
+          <w:sz w:val="21"/>
+          <w:szCs w:val="21"/>
+          <w:lang w:val="en-US" w:eastAsia="zh-CN" w:bidi="ar"/>
+        </w:rPr>
+        <w:t>疯狂规避，机身做出各种高难度机动，同时发射两枚空空导弹进行回击，试图拦截我方追击的导弹，两道白烟朝着相反方向疾驰，与我方导弹的尾迹交织在一起，在蓝天上划出几道冰冷的弧线。空气中仿佛都弥漫着电子对抗的紧张气息，我方电子战单元持续释放干扰波，不仅压制着</w:t>
+      </w:r>
+      <w:r>
+        <w:rPr>
+          <w:rFonts w:hint="eastAsia" w:eastAsia="宋体" w:cs="宋体" w:asciiTheme="minorAscii" w:hAnsiTheme="minorAscii"/>
+          <w:kern w:val="0"/>
+          <w:sz w:val="21"/>
+          <w:szCs w:val="21"/>
+          <w:lang w:val="en-US" w:eastAsia="zh-CN" w:bidi="ar"/>
+        </w:rPr>
+        <w:t>F-57</w:t>
+      </w:r>
+      <w:r>
+        <w:rPr>
+          <w:rFonts w:hint="default" w:eastAsia="宋体" w:cs="宋体" w:asciiTheme="minorAscii" w:hAnsiTheme="minorAscii"/>
+          <w:kern w:val="0"/>
+          <w:sz w:val="21"/>
+          <w:szCs w:val="21"/>
+          <w:lang w:val="en-US" w:eastAsia="zh-CN" w:bidi="ar"/>
+        </w:rPr>
+        <w:t>的火控系统，还不断篡改其雷达数据，让剩下两架</w:t>
+      </w:r>
+      <w:r>
+        <w:rPr>
+          <w:rFonts w:hint="eastAsia" w:eastAsia="宋体" w:cs="宋体" w:asciiTheme="minorAscii" w:hAnsiTheme="minorAscii"/>
+          <w:kern w:val="0"/>
+          <w:sz w:val="21"/>
+          <w:szCs w:val="21"/>
+          <w:lang w:val="en-US" w:eastAsia="zh-CN" w:bidi="ar"/>
+        </w:rPr>
+        <w:t>F-57</w:t>
+      </w:r>
+      <w:r>
+        <w:rPr>
+          <w:rFonts w:hint="default" w:eastAsia="宋体" w:cs="宋体" w:asciiTheme="minorAscii" w:hAnsiTheme="minorAscii"/>
+          <w:kern w:val="0"/>
+          <w:sz w:val="21"/>
+          <w:szCs w:val="21"/>
+          <w:lang w:val="en-US" w:eastAsia="zh-CN" w:bidi="ar"/>
+        </w:rPr>
+        <w:t>误以为周围布满了我方战机，陷入混乱。几秒钟后，远处传来一声剧烈的爆炸声，火光在天际线上骤然亮起，那架被锁定的</w:t>
+      </w:r>
+      <w:r>
+        <w:rPr>
+          <w:rFonts w:hint="eastAsia" w:eastAsia="宋体" w:cs="宋体" w:asciiTheme="minorAscii" w:hAnsiTheme="minorAscii"/>
+          <w:kern w:val="0"/>
+          <w:sz w:val="21"/>
+          <w:szCs w:val="21"/>
+          <w:lang w:val="en-US" w:eastAsia="zh-CN" w:bidi="ar"/>
+        </w:rPr>
+        <w:t>F-57</w:t>
+      </w:r>
+      <w:r>
+        <w:rPr>
+          <w:rFonts w:hint="default" w:eastAsia="宋体" w:cs="宋体" w:asciiTheme="minorAscii" w:hAnsiTheme="minorAscii"/>
+          <w:kern w:val="0"/>
+          <w:sz w:val="21"/>
+          <w:szCs w:val="21"/>
+          <w:lang w:val="en-US" w:eastAsia="zh-CN" w:bidi="ar"/>
+        </w:rPr>
+        <w:t>被我方导弹精准击中，机身瞬间失控，冒着黑烟向下坠落，紧接着，一个白色的降落伞从残骸中弹出，缓缓飘落，飞行员弃机逃生。剩下两架</w:t>
+      </w:r>
+      <w:r>
+        <w:rPr>
+          <w:rFonts w:hint="eastAsia" w:eastAsia="宋体" w:cs="宋体" w:asciiTheme="minorAscii" w:hAnsiTheme="minorAscii"/>
+          <w:kern w:val="0"/>
+          <w:sz w:val="21"/>
+          <w:szCs w:val="21"/>
+          <w:lang w:val="en-US" w:eastAsia="zh-CN" w:bidi="ar"/>
+        </w:rPr>
+        <w:t>F-57</w:t>
+      </w:r>
+      <w:r>
+        <w:rPr>
+          <w:rFonts w:hint="default" w:eastAsia="宋体" w:cs="宋体" w:asciiTheme="minorAscii" w:hAnsiTheme="minorAscii"/>
+          <w:kern w:val="0"/>
+          <w:sz w:val="21"/>
+          <w:szCs w:val="21"/>
+          <w:lang w:val="en-US" w:eastAsia="zh-CN" w:bidi="ar"/>
+        </w:rPr>
+        <w:t>见势不妙，再也不敢停留，不顾电子干扰带来的航向偏差，加速拉升，朝着鄂霍次克海方向仓皇逃窜，机身在天际线上越来越小，最终消失在云层之中。林野迅速架起狙击枪，通过高倍镜望向降落伞飘落的方向，确认飞行员安全跳伞，又转向敌机逃窜的方向，看着两道黑影彻底消失，才缓缓放下枪口。王浩也通过观察镜反复确认，脸上露出振奋的神色：“搞定了！一架被击落，两架跑了，飞行员跳伞了！旅部的体系作战太硬了，超视距打击加上电子压制，根本不给他们近身的机会！”</w:t>
+      </w:r>
+    </w:p>
+    <w:p>
+      <w:pPr>
+        <w:keepNext w:val="0"/>
+        <w:keepLines w:val="0"/>
+        <w:widowControl/>
+        <w:suppressLineNumbers w:val="0"/>
+        <w:jc w:val="left"/>
+        <w:rPr>
+          <w:rFonts w:hint="default" w:eastAsia="宋体" w:cs="宋体" w:asciiTheme="minorAscii" w:hAnsiTheme="minorAscii"/>
+          <w:kern w:val="0"/>
+          <w:sz w:val="21"/>
+          <w:szCs w:val="21"/>
+          <w:lang w:val="en-US" w:eastAsia="zh-CN" w:bidi="ar"/>
+        </w:rPr>
+      </w:pPr>
+    </w:p>
+    <w:p>
+      <w:pPr>
+        <w:keepNext w:val="0"/>
+        <w:keepLines w:val="0"/>
+        <w:widowControl/>
+        <w:suppressLineNumbers w:val="0"/>
+        <w:jc w:val="left"/>
+        <w:rPr>
+          <w:rFonts w:hint="default" w:eastAsia="宋体" w:cs="宋体" w:asciiTheme="minorAscii" w:hAnsiTheme="minorAscii"/>
+          <w:kern w:val="0"/>
+          <w:sz w:val="21"/>
+          <w:szCs w:val="21"/>
+          <w:lang w:val="en-US" w:eastAsia="zh-CN" w:bidi="ar"/>
+        </w:rPr>
+      </w:pPr>
+      <w:r>
+        <w:rPr>
+          <w:rFonts w:hint="default" w:eastAsia="宋体" w:cs="宋体" w:asciiTheme="minorAscii" w:hAnsiTheme="minorAscii"/>
+          <w:kern w:val="0"/>
+          <w:sz w:val="21"/>
+          <w:szCs w:val="21"/>
+          <w:lang w:val="en-US" w:eastAsia="zh-CN" w:bidi="ar"/>
+        </w:rPr>
+        <w:t>“旅部通报，电子对抗已经结束，我方成功压制美日电子战信号，刚才的空战中，一架</w:t>
+      </w:r>
+      <w:r>
+        <w:rPr>
+          <w:rFonts w:hint="eastAsia" w:eastAsia="宋体" w:cs="宋体" w:asciiTheme="minorAscii" w:hAnsiTheme="minorAscii"/>
+          <w:kern w:val="0"/>
+          <w:sz w:val="21"/>
+          <w:szCs w:val="21"/>
+          <w:lang w:val="en-US" w:eastAsia="zh-CN" w:bidi="ar"/>
+        </w:rPr>
+        <w:t>F-57</w:t>
+      </w:r>
+      <w:r>
+        <w:rPr>
+          <w:rFonts w:hint="default" w:eastAsia="宋体" w:cs="宋体" w:asciiTheme="minorAscii" w:hAnsiTheme="minorAscii"/>
+          <w:kern w:val="0"/>
+          <w:sz w:val="21"/>
+          <w:szCs w:val="21"/>
+          <w:lang w:val="en-US" w:eastAsia="zh-CN" w:bidi="ar"/>
+        </w:rPr>
+        <w:t>被超视距导弹击落，飞行员跳伞后已被我方巡逻队锁定，另外两架敌机被电子干扰逼退，仓皇逃窜至鄂霍次克海外围，鄂霍次克海的宙斯盾驱逐舰也被我方的055大驱驱离，他们不敢真的和我们硬碰硬。”王浩的声音带着一丝振奋，将笔记本电脑连接上战术终端——此时通信已经恢复正常，“这台电脑里的内容已经破解了，里面有美日接下来的渗透计划，他们打算在今晚派一支精锐的两栖突击小队，从界江入海口偷渡，破坏我们的海底光缆，切断边境与哈尔滨的通信。”</w:t>
+      </w:r>
+    </w:p>
+    <w:p>
+      <w:pPr>
+        <w:keepNext w:val="0"/>
+        <w:keepLines w:val="0"/>
+        <w:widowControl/>
+        <w:suppressLineNumbers w:val="0"/>
+        <w:jc w:val="left"/>
+        <w:rPr>
+          <w:rFonts w:hint="default" w:eastAsia="宋体" w:cs="宋体" w:asciiTheme="minorAscii" w:hAnsiTheme="minorAscii"/>
+          <w:kern w:val="0"/>
+          <w:sz w:val="21"/>
+          <w:szCs w:val="21"/>
+          <w:lang w:val="en-US" w:eastAsia="zh-CN" w:bidi="ar"/>
+        </w:rPr>
+      </w:pPr>
+    </w:p>
+    <w:p>
+      <w:pPr>
+        <w:keepNext w:val="0"/>
+        <w:keepLines w:val="0"/>
+        <w:widowControl/>
+        <w:suppressLineNumbers w:val="0"/>
+        <w:jc w:val="left"/>
+        <w:rPr>
+          <w:rFonts w:hint="default" w:eastAsia="宋体" w:cs="宋体" w:asciiTheme="minorAscii" w:hAnsiTheme="minorAscii"/>
+          <w:kern w:val="0"/>
+          <w:sz w:val="21"/>
+          <w:szCs w:val="21"/>
+          <w:lang w:val="en-US" w:eastAsia="zh-CN" w:bidi="ar"/>
+        </w:rPr>
+      </w:pPr>
+      <w:r>
+        <w:rPr>
+          <w:rFonts w:hint="default" w:eastAsia="宋体" w:cs="宋体" w:asciiTheme="minorAscii" w:hAnsiTheme="minorAscii"/>
+          <w:kern w:val="0"/>
+          <w:sz w:val="21"/>
+          <w:szCs w:val="21"/>
+          <w:lang w:val="en-US" w:eastAsia="zh-CN" w:bidi="ar"/>
+        </w:rPr>
+        <w:t>林野看着战术终端上的渗透计划，手指在狙击枪的枪身上轻轻摩挲，眼底的坚定愈发浓烈。海底光缆是边境与哈尔滨的通信命脉，一旦被破坏，谈判现场与边境的联系将彻底中断，美日就能趁机制造混乱，搅黄谈判。“今晚，我们就在界江入海口等着他们，既然他们想来，就让他们有来无回。”</w:t>
+      </w:r>
+    </w:p>
+    <w:p>
+      <w:pPr>
+        <w:keepNext w:val="0"/>
+        <w:keepLines w:val="0"/>
+        <w:widowControl/>
+        <w:suppressLineNumbers w:val="0"/>
+        <w:jc w:val="left"/>
+        <w:rPr>
+          <w:rFonts w:hint="default" w:eastAsia="宋体" w:cs="宋体" w:asciiTheme="minorAscii" w:hAnsiTheme="minorAscii"/>
+          <w:kern w:val="0"/>
+          <w:sz w:val="21"/>
+          <w:szCs w:val="21"/>
+          <w:lang w:val="en-US" w:eastAsia="zh-CN" w:bidi="ar"/>
+        </w:rPr>
+      </w:pPr>
+    </w:p>
+    <w:p>
+      <w:pPr>
+        <w:keepNext w:val="0"/>
+        <w:keepLines w:val="0"/>
+        <w:widowControl/>
+        <w:suppressLineNumbers w:val="0"/>
+        <w:jc w:val="left"/>
+        <w:rPr>
+          <w:rFonts w:hint="default" w:eastAsia="宋体" w:cs="宋体" w:asciiTheme="minorAscii" w:hAnsiTheme="minorAscii"/>
+          <w:kern w:val="0"/>
+          <w:sz w:val="21"/>
+          <w:szCs w:val="21"/>
+          <w:lang w:val="en-US" w:eastAsia="zh-CN" w:bidi="ar"/>
+        </w:rPr>
+      </w:pPr>
+      <w:r>
+        <w:rPr>
+          <w:rFonts w:hint="default" w:eastAsia="宋体" w:cs="宋体" w:asciiTheme="minorAscii" w:hAnsiTheme="minorAscii"/>
+          <w:kern w:val="0"/>
+          <w:sz w:val="21"/>
+          <w:szCs w:val="21"/>
+          <w:lang w:val="en-US" w:eastAsia="zh-CN" w:bidi="ar"/>
+        </w:rPr>
+        <w:t>张磊的声音随即在战术耳机里响起，带着一丝凝重，也带着一丝决绝：“旅部已经下达命令，所有狙击组和巡逻队向界江入海口集结，今晚，布下天罗地网，让美日的渗透小队，葬身在冰原里。哈尔滨的谈判还在继续，俄方已经答应，只要边境安稳，三天后就正式签署租借协议，我们守好这最后一关，就是守住了失地回归的希望！”</w:t>
+      </w:r>
+    </w:p>
+    <w:p>
+      <w:pPr>
+        <w:keepNext w:val="0"/>
+        <w:keepLines w:val="0"/>
+        <w:widowControl/>
+        <w:suppressLineNumbers w:val="0"/>
+        <w:jc w:val="left"/>
+        <w:rPr>
+          <w:rFonts w:hint="default" w:eastAsia="宋体" w:cs="宋体" w:asciiTheme="minorAscii" w:hAnsiTheme="minorAscii"/>
+          <w:kern w:val="0"/>
+          <w:sz w:val="21"/>
+          <w:szCs w:val="21"/>
+          <w:lang w:val="en-US" w:eastAsia="zh-CN" w:bidi="ar"/>
+        </w:rPr>
+      </w:pPr>
+    </w:p>
+    <w:p>
+      <w:pPr>
+        <w:keepNext w:val="0"/>
+        <w:keepLines w:val="0"/>
+        <w:widowControl/>
+        <w:suppressLineNumbers w:val="0"/>
+        <w:jc w:val="left"/>
+        <w:rPr>
+          <w:rFonts w:hint="default" w:eastAsia="宋体" w:cs="宋体" w:asciiTheme="minorAscii" w:hAnsiTheme="minorAscii"/>
+          <w:kern w:val="0"/>
+          <w:sz w:val="21"/>
+          <w:szCs w:val="21"/>
+          <w:lang w:val="en-US" w:eastAsia="zh-CN" w:bidi="ar"/>
+        </w:rPr>
+      </w:pPr>
+      <w:r>
+        <w:rPr>
+          <w:rFonts w:hint="default" w:eastAsia="宋体" w:cs="宋体" w:asciiTheme="minorAscii" w:hAnsiTheme="minorAscii"/>
+          <w:kern w:val="0"/>
+          <w:sz w:val="21"/>
+          <w:szCs w:val="21"/>
+          <w:lang w:val="en-US" w:eastAsia="zh-CN" w:bidi="ar"/>
+        </w:rPr>
+        <w:t>“是！”</w:t>
+      </w:r>
+    </w:p>
+    <w:p>
+      <w:pPr>
+        <w:keepNext w:val="0"/>
+        <w:keepLines w:val="0"/>
+        <w:widowControl/>
+        <w:suppressLineNumbers w:val="0"/>
+        <w:jc w:val="left"/>
+        <w:rPr>
+          <w:rFonts w:hint="default" w:eastAsia="宋体" w:cs="宋体" w:asciiTheme="minorAscii" w:hAnsiTheme="minorAscii"/>
+          <w:kern w:val="0"/>
+          <w:sz w:val="21"/>
+          <w:szCs w:val="21"/>
+          <w:lang w:val="en-US" w:eastAsia="zh-CN" w:bidi="ar"/>
+        </w:rPr>
+      </w:pPr>
+    </w:p>
+    <w:p>
+      <w:pPr>
+        <w:keepNext w:val="0"/>
+        <w:keepLines w:val="0"/>
+        <w:widowControl/>
+        <w:suppressLineNumbers w:val="0"/>
+        <w:jc w:val="left"/>
+        <w:rPr>
+          <w:rFonts w:hint="default" w:eastAsia="宋体" w:cs="宋体" w:asciiTheme="minorAscii" w:hAnsiTheme="minorAscii"/>
+          <w:kern w:val="0"/>
+          <w:sz w:val="21"/>
+          <w:szCs w:val="21"/>
+          <w:lang w:val="en-US" w:eastAsia="zh-CN" w:bidi="ar"/>
+        </w:rPr>
+      </w:pPr>
+      <w:r>
+        <w:rPr>
+          <w:rFonts w:hint="default" w:eastAsia="宋体" w:cs="宋体" w:asciiTheme="minorAscii" w:hAnsiTheme="minorAscii"/>
+          <w:kern w:val="0"/>
+          <w:sz w:val="21"/>
+          <w:szCs w:val="21"/>
+          <w:lang w:val="en-US" w:eastAsia="zh-CN" w:bidi="ar"/>
+        </w:rPr>
+        <w:t>林野的回答铿锵有力，在寒风中回荡。身旁的王浩，还有战术耳机里传来的所有战友的回答，汇聚在一起，像一声惊雷，炸响在长风镇的边境线上。</w:t>
+      </w:r>
+    </w:p>
+    <w:p>
+      <w:pPr>
+        <w:keepNext w:val="0"/>
+        <w:keepLines w:val="0"/>
+        <w:widowControl/>
+        <w:suppressLineNumbers w:val="0"/>
+        <w:jc w:val="left"/>
+        <w:rPr>
+          <w:rFonts w:hint="default" w:eastAsia="宋体" w:cs="宋体" w:asciiTheme="minorAscii" w:hAnsiTheme="minorAscii"/>
+          <w:kern w:val="0"/>
+          <w:sz w:val="21"/>
+          <w:szCs w:val="21"/>
+          <w:lang w:val="en-US" w:eastAsia="zh-CN" w:bidi="ar"/>
+        </w:rPr>
+      </w:pPr>
+    </w:p>
+    <w:p>
+      <w:pPr>
+        <w:keepNext w:val="0"/>
+        <w:keepLines w:val="0"/>
+        <w:widowControl/>
+        <w:suppressLineNumbers w:val="0"/>
+        <w:jc w:val="left"/>
+        <w:rPr>
+          <w:rFonts w:hint="default" w:eastAsia="宋体" w:cs="宋体" w:asciiTheme="minorAscii" w:hAnsiTheme="minorAscii"/>
+          <w:kern w:val="0"/>
+          <w:sz w:val="21"/>
+          <w:szCs w:val="21"/>
+          <w:lang w:val="en-US" w:eastAsia="zh-CN" w:bidi="ar"/>
+        </w:rPr>
+      </w:pPr>
+      <w:r>
+        <w:rPr>
+          <w:rFonts w:hint="default" w:eastAsia="宋体" w:cs="宋体" w:asciiTheme="minorAscii" w:hAnsiTheme="minorAscii"/>
+          <w:kern w:val="0"/>
+          <w:sz w:val="21"/>
+          <w:szCs w:val="21"/>
+          <w:lang w:val="en-US" w:eastAsia="zh-CN" w:bidi="ar"/>
+        </w:rPr>
+        <w:t>夕阳西下，余晖将乌苏里江的冰原染成了一片金红色，江对岸的老爷岭在暮色里渐渐模糊，却依旧像一头蛰伏的巨兽，守护着这片饱经沧桑的土地。林野重新架起狙击枪，狙击镜的十字准星锁定了界江入海口的方向，那里是黑夜即将降临的地方，也是美日渗透小队即将到来的地方。</w:t>
+      </w:r>
+    </w:p>
+    <w:p>
+      <w:pPr>
+        <w:keepNext w:val="0"/>
+        <w:keepLines w:val="0"/>
+        <w:widowControl/>
+        <w:suppressLineNumbers w:val="0"/>
+        <w:jc w:val="left"/>
+        <w:rPr>
+          <w:rFonts w:hint="default" w:eastAsia="宋体" w:cs="宋体" w:asciiTheme="minorAscii" w:hAnsiTheme="minorAscii"/>
+          <w:kern w:val="0"/>
+          <w:sz w:val="21"/>
+          <w:szCs w:val="21"/>
+          <w:lang w:val="en-US" w:eastAsia="zh-CN" w:bidi="ar"/>
+        </w:rPr>
+      </w:pPr>
+    </w:p>
+    <w:p>
+      <w:pPr>
+        <w:keepNext w:val="0"/>
+        <w:keepLines w:val="0"/>
+        <w:widowControl/>
+        <w:suppressLineNumbers w:val="0"/>
+        <w:jc w:val="left"/>
+        <w:rPr>
+          <w:rFonts w:hint="default" w:eastAsia="宋体" w:cs="宋体" w:asciiTheme="minorAscii" w:hAnsiTheme="minorAscii"/>
+          <w:kern w:val="0"/>
+          <w:sz w:val="21"/>
+          <w:szCs w:val="21"/>
+          <w:lang w:val="en-US" w:eastAsia="zh-CN" w:bidi="ar"/>
+        </w:rPr>
+      </w:pPr>
+      <w:r>
+        <w:rPr>
+          <w:rFonts w:hint="default" w:eastAsia="宋体" w:cs="宋体" w:asciiTheme="minorAscii" w:hAnsiTheme="minorAscii"/>
+          <w:kern w:val="0"/>
+          <w:sz w:val="21"/>
+          <w:szCs w:val="21"/>
+          <w:lang w:val="en-US" w:eastAsia="zh-CN" w:bidi="ar"/>
+        </w:rPr>
+        <w:t>靴筒里的日本军刺，在余晖的映照下，闪着冷冽的光，那是前几日缴获的证物，也是一个誓言。手中的狙击枪，冰冷而沉重，却是他守护这片土地的武器，是他心中不灭的信仰。</w:t>
+      </w:r>
+    </w:p>
+    <w:p>
+      <w:pPr>
+        <w:keepNext w:val="0"/>
+        <w:keepLines w:val="0"/>
+        <w:widowControl/>
+        <w:suppressLineNumbers w:val="0"/>
+        <w:jc w:val="left"/>
+        <w:rPr>
+          <w:rFonts w:hint="default" w:eastAsia="宋体" w:cs="宋体" w:asciiTheme="minorAscii" w:hAnsiTheme="minorAscii"/>
+          <w:kern w:val="0"/>
+          <w:sz w:val="21"/>
+          <w:szCs w:val="21"/>
+          <w:lang w:val="en-US" w:eastAsia="zh-CN" w:bidi="ar"/>
+        </w:rPr>
+      </w:pPr>
+    </w:p>
+    <w:p>
+      <w:pPr>
+        <w:keepNext w:val="0"/>
+        <w:keepLines w:val="0"/>
+        <w:widowControl/>
+        <w:suppressLineNumbers w:val="0"/>
+        <w:jc w:val="left"/>
+        <w:rPr>
+          <w:rFonts w:hint="default" w:eastAsia="宋体" w:cs="宋体" w:asciiTheme="minorAscii" w:hAnsiTheme="minorAscii"/>
+          <w:kern w:val="0"/>
+          <w:sz w:val="21"/>
+          <w:szCs w:val="21"/>
+          <w:lang w:val="en-US" w:eastAsia="zh-CN" w:bidi="ar"/>
+        </w:rPr>
+      </w:pPr>
+      <w:r>
+        <w:rPr>
+          <w:rFonts w:hint="default" w:eastAsia="宋体" w:cs="宋体" w:asciiTheme="minorAscii" w:hAnsiTheme="minorAscii"/>
+          <w:kern w:val="0"/>
+          <w:sz w:val="21"/>
+          <w:szCs w:val="21"/>
+          <w:lang w:val="en-US" w:eastAsia="zh-CN" w:bidi="ar"/>
+        </w:rPr>
+        <w:t>王浩走到林野身边，递过来一个保温壶，里面的姜茶还带着温热，林野接过，喝了一口，暖意从喉咙一直流到胃里，驱散了些许寒意。两人并肩站在鹰嘴崖的制高点，望着界江入海口的方向，夜色渐渐笼罩下来，寒风依旧凛冽，却吹不散他们眼底的光芒。</w:t>
+      </w:r>
+    </w:p>
+    <w:p>
+      <w:pPr>
+        <w:keepNext w:val="0"/>
+        <w:keepLines w:val="0"/>
+        <w:widowControl/>
+        <w:suppressLineNumbers w:val="0"/>
+        <w:jc w:val="left"/>
+        <w:rPr>
+          <w:rFonts w:hint="default" w:eastAsia="宋体" w:cs="宋体" w:asciiTheme="minorAscii" w:hAnsiTheme="minorAscii"/>
+          <w:kern w:val="0"/>
+          <w:sz w:val="21"/>
+          <w:szCs w:val="21"/>
+          <w:lang w:val="en-US" w:eastAsia="zh-CN" w:bidi="ar"/>
+        </w:rPr>
+      </w:pPr>
+    </w:p>
+    <w:p>
+      <w:pPr>
+        <w:keepNext w:val="0"/>
+        <w:keepLines w:val="0"/>
+        <w:widowControl/>
+        <w:suppressLineNumbers w:val="0"/>
+        <w:jc w:val="left"/>
+        <w:rPr>
+          <w:rFonts w:hint="default" w:eastAsia="宋体" w:cs="宋体" w:asciiTheme="minorAscii" w:hAnsiTheme="minorAscii"/>
+          <w:kern w:val="0"/>
+          <w:sz w:val="21"/>
+          <w:szCs w:val="21"/>
+          <w:lang w:val="en-US" w:eastAsia="zh-CN" w:bidi="ar"/>
+        </w:rPr>
+      </w:pPr>
+      <w:r>
+        <w:rPr>
+          <w:rFonts w:hint="default" w:eastAsia="宋体" w:cs="宋体" w:asciiTheme="minorAscii" w:hAnsiTheme="minorAscii"/>
+          <w:kern w:val="0"/>
+          <w:sz w:val="21"/>
+          <w:szCs w:val="21"/>
+          <w:lang w:val="en-US" w:eastAsia="zh-CN" w:bidi="ar"/>
+        </w:rPr>
+        <w:t>在他们的身后，长风镇的灯光次第亮起，星星点点，像漫天的星辰，温暖而坚定。在他们的四周，无数的边防军人正在向界江入海口集结，狙击手趴在雪地里，巡逻队穿梭在密林中，军舰在界江入海口的江面上游弋，战机在天空中巡逻，一张天罗地网，正在冰原上悄然铺开。</w:t>
+      </w:r>
+    </w:p>
+    <w:p>
+      <w:pPr>
+        <w:keepNext w:val="0"/>
+        <w:keepLines w:val="0"/>
+        <w:widowControl/>
+        <w:suppressLineNumbers w:val="0"/>
+        <w:jc w:val="left"/>
+        <w:rPr>
+          <w:rFonts w:hint="default" w:eastAsia="宋体" w:cs="宋体" w:asciiTheme="minorAscii" w:hAnsiTheme="minorAscii"/>
+          <w:kern w:val="0"/>
+          <w:sz w:val="21"/>
+          <w:szCs w:val="21"/>
+          <w:lang w:val="en-US" w:eastAsia="zh-CN" w:bidi="ar"/>
+        </w:rPr>
+      </w:pPr>
+    </w:p>
+    <w:p>
+      <w:pPr>
+        <w:keepNext w:val="0"/>
+        <w:keepLines w:val="0"/>
+        <w:widowControl/>
+        <w:suppressLineNumbers w:val="0"/>
+        <w:jc w:val="left"/>
+        <w:rPr>
+          <w:rFonts w:hint="default" w:eastAsia="宋体" w:cs="宋体" w:asciiTheme="minorAscii" w:hAnsiTheme="minorAscii"/>
+          <w:kern w:val="0"/>
+          <w:sz w:val="21"/>
+          <w:szCs w:val="21"/>
+          <w:lang w:val="en-US" w:eastAsia="zh-CN" w:bidi="ar"/>
+        </w:rPr>
+      </w:pPr>
+      <w:r>
+        <w:rPr>
+          <w:rFonts w:hint="default" w:eastAsia="宋体" w:cs="宋体" w:asciiTheme="minorAscii" w:hAnsiTheme="minorAscii"/>
+          <w:kern w:val="0"/>
+          <w:sz w:val="21"/>
+          <w:szCs w:val="21"/>
+          <w:lang w:val="en-US" w:eastAsia="zh-CN" w:bidi="ar"/>
+        </w:rPr>
+        <w:t>美日的两栖突击小队即将到来，冰原上的烽烟，即将再次燃起。</w:t>
+      </w:r>
+    </w:p>
+    <w:p>
+      <w:pPr>
+        <w:keepNext w:val="0"/>
+        <w:keepLines w:val="0"/>
+        <w:widowControl/>
+        <w:suppressLineNumbers w:val="0"/>
+        <w:jc w:val="left"/>
+        <w:rPr>
+          <w:rFonts w:hint="default" w:eastAsia="宋体" w:cs="宋体" w:asciiTheme="minorAscii" w:hAnsiTheme="minorAscii"/>
+          <w:kern w:val="0"/>
+          <w:sz w:val="21"/>
+          <w:szCs w:val="21"/>
+          <w:lang w:val="en-US" w:eastAsia="zh-CN" w:bidi="ar"/>
+        </w:rPr>
+      </w:pPr>
+    </w:p>
+    <w:p>
+      <w:pPr>
+        <w:keepNext w:val="0"/>
+        <w:keepLines w:val="0"/>
+        <w:widowControl/>
+        <w:suppressLineNumbers w:val="0"/>
+        <w:jc w:val="left"/>
+        <w:rPr>
+          <w:rFonts w:hint="default" w:eastAsia="宋体" w:cs="宋体" w:asciiTheme="minorAscii" w:hAnsiTheme="minorAscii"/>
+          <w:kern w:val="0"/>
+          <w:sz w:val="21"/>
+          <w:szCs w:val="21"/>
+          <w:lang w:val="en-US" w:eastAsia="zh-CN" w:bidi="ar"/>
+        </w:rPr>
+      </w:pPr>
+      <w:r>
+        <w:rPr>
+          <w:rFonts w:hint="default" w:eastAsia="宋体" w:cs="宋体" w:asciiTheme="minorAscii" w:hAnsiTheme="minorAscii"/>
+          <w:kern w:val="0"/>
+          <w:sz w:val="21"/>
+          <w:szCs w:val="21"/>
+          <w:lang w:val="en-US" w:eastAsia="zh-CN" w:bidi="ar"/>
+        </w:rPr>
+        <w:t>但林野知道，他不是一个人在战斗，身后有无数的战友，有强大的祖国，有亿万的人民，他们都是他最坚实的后盾。长风镇的边关，是大国博弈的刀尖，也是边防军人的阵地，只要他们在，就绝不让任何外敌越境一步，绝不让美日的阴谋得逞。</w:t>
+      </w:r>
+    </w:p>
+    <w:p>
+      <w:pPr>
+        <w:keepNext w:val="0"/>
+        <w:keepLines w:val="0"/>
+        <w:widowControl/>
+        <w:suppressLineNumbers w:val="0"/>
+        <w:jc w:val="left"/>
+        <w:rPr>
+          <w:rFonts w:hint="default" w:eastAsia="宋体" w:cs="宋体" w:asciiTheme="minorAscii" w:hAnsiTheme="minorAscii"/>
+          <w:kern w:val="0"/>
+          <w:sz w:val="21"/>
+          <w:szCs w:val="21"/>
+          <w:lang w:val="en-US" w:eastAsia="zh-CN" w:bidi="ar"/>
+        </w:rPr>
+      </w:pPr>
+    </w:p>
+    <w:p>
+      <w:pPr>
+        <w:keepNext w:val="0"/>
+        <w:keepLines w:val="0"/>
+        <w:widowControl/>
+        <w:suppressLineNumbers w:val="0"/>
+        <w:jc w:val="left"/>
+        <w:rPr>
+          <w:rFonts w:hint="default" w:eastAsia="宋体" w:cs="宋体" w:asciiTheme="minorAscii" w:hAnsiTheme="minorAscii"/>
+          <w:kern w:val="0"/>
+          <w:sz w:val="21"/>
+          <w:szCs w:val="21"/>
+          <w:lang w:val="en-US" w:eastAsia="zh-CN" w:bidi="ar"/>
+        </w:rPr>
+      </w:pPr>
+      <w:r>
+        <w:rPr>
+          <w:rFonts w:hint="default" w:eastAsia="宋体" w:cs="宋体" w:asciiTheme="minorAscii" w:hAnsiTheme="minorAscii"/>
+          <w:kern w:val="0"/>
+          <w:sz w:val="21"/>
+          <w:szCs w:val="21"/>
+          <w:lang w:val="en-US" w:eastAsia="zh-CN" w:bidi="ar"/>
+        </w:rPr>
+        <w:t>守好这条边，守住这片土。</w:t>
+      </w:r>
+    </w:p>
+    <w:p>
+      <w:pPr>
+        <w:keepNext w:val="0"/>
+        <w:keepLines w:val="0"/>
+        <w:widowControl/>
+        <w:suppressLineNumbers w:val="0"/>
+        <w:jc w:val="left"/>
+        <w:rPr>
+          <w:rFonts w:hint="default" w:eastAsia="宋体" w:cs="宋体" w:asciiTheme="minorAscii" w:hAnsiTheme="minorAscii"/>
+          <w:kern w:val="0"/>
+          <w:sz w:val="21"/>
+          <w:szCs w:val="21"/>
+          <w:lang w:val="en-US" w:eastAsia="zh-CN" w:bidi="ar"/>
+        </w:rPr>
+      </w:pPr>
+    </w:p>
+    <w:p>
+      <w:pPr>
+        <w:keepNext w:val="0"/>
+        <w:keepLines w:val="0"/>
+        <w:widowControl/>
+        <w:suppressLineNumbers w:val="0"/>
+        <w:jc w:val="left"/>
+        <w:rPr>
+          <w:rFonts w:hint="default" w:eastAsia="宋体" w:cs="宋体" w:asciiTheme="minorAscii" w:hAnsiTheme="minorAscii"/>
+          <w:kern w:val="0"/>
+          <w:sz w:val="21"/>
+          <w:szCs w:val="21"/>
+          <w:lang w:val="en-US" w:eastAsia="zh-CN" w:bidi="ar"/>
+        </w:rPr>
+      </w:pPr>
+      <w:r>
+        <w:rPr>
+          <w:rFonts w:hint="default" w:eastAsia="宋体" w:cs="宋体" w:asciiTheme="minorAscii" w:hAnsiTheme="minorAscii"/>
+          <w:kern w:val="0"/>
+          <w:sz w:val="21"/>
+          <w:szCs w:val="21"/>
+          <w:lang w:val="en-US" w:eastAsia="zh-CN" w:bidi="ar"/>
+        </w:rPr>
+        <w:t>这是林野的誓言，也是所有长风镇边防军人的誓言。</w:t>
+      </w:r>
+    </w:p>
+    <w:p>
+      <w:pPr>
+        <w:keepNext w:val="0"/>
+        <w:keepLines w:val="0"/>
+        <w:widowControl/>
+        <w:suppressLineNumbers w:val="0"/>
+        <w:jc w:val="left"/>
+        <w:rPr>
+          <w:rFonts w:hint="default" w:eastAsia="宋体" w:cs="宋体" w:asciiTheme="minorAscii" w:hAnsiTheme="minorAscii"/>
+          <w:kern w:val="0"/>
+          <w:sz w:val="21"/>
+          <w:szCs w:val="21"/>
+          <w:lang w:val="en-US" w:eastAsia="zh-CN" w:bidi="ar"/>
+        </w:rPr>
+      </w:pPr>
+    </w:p>
+    <w:p>
+      <w:pPr>
+        <w:keepNext w:val="0"/>
+        <w:keepLines w:val="0"/>
+        <w:widowControl/>
+        <w:suppressLineNumbers w:val="0"/>
+        <w:jc w:val="left"/>
+        <w:rPr>
+          <w:rFonts w:hint="default" w:eastAsia="宋体" w:cs="宋体" w:asciiTheme="minorAscii" w:hAnsiTheme="minorAscii"/>
+          <w:kern w:val="0"/>
+          <w:sz w:val="21"/>
+          <w:szCs w:val="21"/>
+          <w:lang w:val="en-US" w:eastAsia="zh-CN" w:bidi="ar"/>
+        </w:rPr>
+      </w:pPr>
+      <w:r>
+        <w:rPr>
+          <w:rFonts w:hint="default" w:eastAsia="宋体" w:cs="宋体" w:asciiTheme="minorAscii" w:hAnsiTheme="minorAscii"/>
+          <w:kern w:val="0"/>
+          <w:sz w:val="21"/>
+          <w:szCs w:val="21"/>
+          <w:lang w:val="en-US" w:eastAsia="zh-CN" w:bidi="ar"/>
+        </w:rPr>
+        <w:t>夜色渐浓，界江的冰面下，江水在暗涌，发出轻微的滋滋声，像是在积蓄着力量。而长风镇的边境线上，刀锋已亮，寒刃出鞘，所有的边防军人，都已做好了准备，迎接今夜的战斗，迎接那片失地回归的曙光。</w:t>
+      </w:r>
+    </w:p>
+    <w:p>
+      <w:pPr>
+        <w:keepNext w:val="0"/>
+        <w:keepLines w:val="0"/>
+        <w:widowControl/>
+        <w:suppressLineNumbers w:val="0"/>
+        <w:jc w:val="left"/>
+        <w:rPr>
+          <w:rFonts w:hint="default" w:eastAsia="宋体" w:cs="宋体" w:asciiTheme="minorAscii" w:hAnsiTheme="minorAscii"/>
+          <w:kern w:val="0"/>
+          <w:sz w:val="21"/>
+          <w:szCs w:val="21"/>
+          <w:lang w:val="en-US" w:eastAsia="zh-CN" w:bidi="ar"/>
+        </w:rPr>
+      </w:pPr>
+    </w:p>
+    <w:p>
+      <w:pPr>
+        <w:keepNext w:val="0"/>
+        <w:keepLines w:val="0"/>
+        <w:widowControl/>
+        <w:suppressLineNumbers w:val="0"/>
+        <w:jc w:val="left"/>
+        <w:rPr>
+          <w:rFonts w:hint="default" w:asciiTheme="minorAscii" w:hAnsiTheme="minorAscii"/>
+          <w:sz w:val="21"/>
+          <w:szCs w:val="21"/>
+        </w:rPr>
+      </w:pPr>
+      <w:r>
+        <w:rPr>
+          <w:rFonts w:hint="default" w:eastAsia="宋体" w:cs="宋体" w:asciiTheme="minorAscii" w:hAnsiTheme="minorAscii"/>
+          <w:kern w:val="0"/>
+          <w:sz w:val="21"/>
+          <w:szCs w:val="21"/>
+          <w:lang w:val="en-US" w:eastAsia="zh-CN" w:bidi="ar"/>
+        </w:rPr>
+        <w:t>冰原的烽烟，才刚刚燃起，而属于中国的长风，即将吹过远东的土地，吹过外兴安岭，吹过乌苏里江，吹过库页岛，吹醒那片沉睡了三百年的故土。</w:t>
+      </w:r>
     </w:p>
     <w:p>
       <w:pPr>

--- a/main/长风镇边关--4.docx
+++ b/main/长风镇边关--4.docx
@@ -24,6 +24,8 @@
           <w:szCs w:val="21"/>
         </w:rPr>
       </w:pPr>
+      <w:bookmarkStart w:id="0" w:name="_GoBack"/>
+      <w:bookmarkEnd w:id="0"/>
       <w:r>
         <w:rPr>
           <w:rFonts w:hint="default" w:asciiTheme="minorAscii" w:hAnsiTheme="minorAscii"/>
@@ -74,8 +76,6 @@
         </w:rPr>
         <w:t>上</w:t>
       </w:r>
-      <w:bookmarkStart w:id="0" w:name="_GoBack"/>
-      <w:bookmarkEnd w:id="0"/>
       <w:r>
         <w:rPr>
           <w:rFonts w:hint="eastAsia" w:asciiTheme="minorAscii" w:hAnsiTheme="minorAscii"/>
